--- a/submission/AIST2026_Turkish_Slot_Filling.docx
+++ b/submission/AIST2026_Turkish_Slot_Filling.docx
@@ -2282,7 +2282,7 @@
           <w:sz w:val="22"/>
           <w:szCs w:val="22"/>
         </w:rPr>
-        <w:t xml:space="preserve">A shared encoder feeds two heads: an intent classifier off the [CLS] state and a token slot tagger off the sequence states; the loss is intent_loss + λ·slot_loss (Chen et al., 2019). We consider four ablations that interact with segmentation: subword pooling (first/mean/max of a fragmented word’s sub-tokens), a linear-chain CRF over the supervised head positions, a focal slot loss, and constrained (BIO-repair) decoding.</w:t>
+        <w:t xml:space="preserve">A shared encoder feeds two heads: an intent classifier off the [CLS] state and a token slot tagger off the sequence states; the loss is intent_loss + λ·slot_loss (Chen et al., 2019). Our released code additionally provides four optional components that interact with segmentation — subword pooling (first/mean/max of a fragmented word’s sub-tokens), a linear-chain CRF over the supervised head positions, a focal slot loss, and constrained (BIO-repair) decoding — which we leave to future exploration.</w:t>
       </w:r>
     </w:p>
     <w:p>
